--- a/Unidade_I_LLMs/Aula07-Collaborative_AI_Programming-06abril.docx
+++ b/Unidade_I_LLMs/Aula07-Collaborative_AI_Programming-06abril.docx
@@ -9,7 +9,6 @@
           <w:sz w:val="28"/>
         </w:rPr>
       </w:pPr>
-      <w:bookmarkStart w:id="0" w:name="_GoBack"/>
       <w:r>
         <w:rPr>
           <w:b/>
@@ -17,7 +16,1748 @@
         </w:rPr>
         <w:t>Programação Assistida por Inteligência Artificial – 06Abril</w:t>
       </w:r>
+    </w:p>
+    <w:p>
+      <w:pPr>
+        <w:rPr>
+          <w:b/>
+          <w:sz w:val="28"/>
+        </w:rPr>
+      </w:pPr>
+    </w:p>
+    <w:p>
+      <w:pPr>
+        <w:rPr>
+          <w:b/>
+          <w:sz w:val="28"/>
+        </w:rPr>
+      </w:pPr>
+      <w:r>
+        <w:rPr>
+          <w:noProof/>
+          <w:lang w:eastAsia="pt-BR"/>
+        </w:rPr>
+        <w:drawing>
+          <wp:inline distT="0" distB="0" distL="0" distR="0" wp14:anchorId="389E7FE7" wp14:editId="1E49B0CD">
+            <wp:extent cx="5400040" cy="3151505"/>
+            <wp:effectExtent l="0" t="0" r="0" b="0"/>
+            <wp:docPr id="1" name="Imagem 1"/>
+            <wp:cNvGraphicFramePr>
+              <a:graphicFrameLocks xmlns:a="http://schemas.openxmlformats.org/drawingml/2006/main" noChangeAspect="1"/>
+            </wp:cNvGraphicFramePr>
+            <a:graphic xmlns:a="http://schemas.openxmlformats.org/drawingml/2006/main">
+              <a:graphicData uri="http://schemas.openxmlformats.org/drawingml/2006/picture">
+                <pic:pic xmlns:pic="http://schemas.openxmlformats.org/drawingml/2006/picture">
+                  <pic:nvPicPr>
+                    <pic:cNvPr id="1" name=""/>
+                    <pic:cNvPicPr/>
+                  </pic:nvPicPr>
+                  <pic:blipFill>
+                    <a:blip r:embed="rId4"/>
+                    <a:stretch>
+                      <a:fillRect/>
+                    </a:stretch>
+                  </pic:blipFill>
+                  <pic:spPr>
+                    <a:xfrm>
+                      <a:off x="0" y="0"/>
+                      <a:ext cx="5400040" cy="3151505"/>
+                    </a:xfrm>
+                    <a:prstGeom prst="rect">
+                      <a:avLst/>
+                    </a:prstGeom>
+                  </pic:spPr>
+                </pic:pic>
+              </a:graphicData>
+            </a:graphic>
+          </wp:inline>
+        </w:drawing>
+      </w:r>
+      <w:bookmarkStart w:id="0" w:name="_GoBack"/>
       <w:bookmarkEnd w:id="0"/>
+    </w:p>
+    <w:p>
+      <w:pPr>
+        <w:rPr>
+          <w:b/>
+          <w:sz w:val="28"/>
+        </w:rPr>
+      </w:pPr>
+      <w:r>
+        <w:rPr>
+          <w:b/>
+          <w:sz w:val="28"/>
+        </w:rPr>
+        <w:t>Opção pela Calculadora</w:t>
+      </w:r>
+    </w:p>
+    <w:p>
+      <w:pPr>
+        <w:rPr>
+          <w:b/>
+          <w:sz w:val="28"/>
+        </w:rPr>
+      </w:pPr>
+    </w:p>
+    <w:p>
+      <w:pPr>
+        <w:shd w:val="clear" w:color="auto" w:fill="FFFFFF"/>
+        <w:spacing w:after="0" w:line="285" w:lineRule="atLeast"/>
+        <w:rPr>
+          <w:rFonts w:ascii="Courier New" w:eastAsia="Times New Roman" w:hAnsi="Courier New" w:cs="Courier New"/>
+          <w:color w:val="000000"/>
+          <w:sz w:val="21"/>
+          <w:szCs w:val="21"/>
+          <w:lang w:eastAsia="pt-BR"/>
+        </w:rPr>
+      </w:pPr>
+      <w:proofErr w:type="spellStart"/>
+      <w:proofErr w:type="gramStart"/>
+      <w:r>
+        <w:rPr>
+          <w:rFonts w:ascii="Courier New" w:eastAsia="Times New Roman" w:hAnsi="Courier New" w:cs="Courier New"/>
+          <w:color w:val="0000FF"/>
+          <w:sz w:val="21"/>
+          <w:szCs w:val="21"/>
+          <w:lang w:eastAsia="pt-BR"/>
+        </w:rPr>
+        <w:t>def</w:t>
+      </w:r>
+      <w:proofErr w:type="spellEnd"/>
+      <w:proofErr w:type="gramEnd"/>
+      <w:r>
+        <w:rPr>
+          <w:rFonts w:ascii="Courier New" w:eastAsia="Times New Roman" w:hAnsi="Courier New" w:cs="Courier New"/>
+          <w:color w:val="000000"/>
+          <w:sz w:val="21"/>
+          <w:szCs w:val="21"/>
+          <w:lang w:eastAsia="pt-BR"/>
+        </w:rPr>
+        <w:t xml:space="preserve"> </w:t>
+      </w:r>
+      <w:r>
+        <w:rPr>
+          <w:rFonts w:ascii="Courier New" w:eastAsia="Times New Roman" w:hAnsi="Courier New" w:cs="Courier New"/>
+          <w:color w:val="6A5221"/>
+          <w:sz w:val="21"/>
+          <w:szCs w:val="21"/>
+          <w:lang w:eastAsia="pt-BR"/>
+        </w:rPr>
+        <w:t>calculadora</w:t>
+      </w:r>
+      <w:r>
+        <w:rPr>
+          <w:rFonts w:ascii="Courier New" w:eastAsia="Times New Roman" w:hAnsi="Courier New" w:cs="Courier New"/>
+          <w:color w:val="000000"/>
+          <w:sz w:val="21"/>
+          <w:szCs w:val="21"/>
+          <w:lang w:eastAsia="pt-BR"/>
+        </w:rPr>
+        <w:t>():</w:t>
+      </w:r>
+    </w:p>
+    <w:p>
+      <w:pPr>
+        <w:shd w:val="clear" w:color="auto" w:fill="FFFFFF"/>
+        <w:spacing w:after="0" w:line="285" w:lineRule="atLeast"/>
+        <w:rPr>
+          <w:rFonts w:ascii="Courier New" w:eastAsia="Times New Roman" w:hAnsi="Courier New" w:cs="Courier New"/>
+          <w:color w:val="000000"/>
+          <w:sz w:val="21"/>
+          <w:szCs w:val="21"/>
+          <w:lang w:eastAsia="pt-BR"/>
+        </w:rPr>
+      </w:pPr>
+      <w:r>
+        <w:rPr>
+          <w:rFonts w:ascii="Courier New" w:eastAsia="Times New Roman" w:hAnsi="Courier New" w:cs="Courier New"/>
+          <w:color w:val="000000"/>
+          <w:sz w:val="21"/>
+          <w:szCs w:val="21"/>
+          <w:lang w:eastAsia="pt-BR"/>
+        </w:rPr>
+        <w:t xml:space="preserve">    </w:t>
+      </w:r>
+      <w:proofErr w:type="spellStart"/>
+      <w:proofErr w:type="gramStart"/>
+      <w:r>
+        <w:rPr>
+          <w:rFonts w:ascii="Courier New" w:eastAsia="Times New Roman" w:hAnsi="Courier New" w:cs="Courier New"/>
+          <w:color w:val="6A5221"/>
+          <w:sz w:val="21"/>
+          <w:szCs w:val="21"/>
+          <w:lang w:eastAsia="pt-BR"/>
+        </w:rPr>
+        <w:t>print</w:t>
+      </w:r>
+      <w:proofErr w:type="spellEnd"/>
+      <w:r>
+        <w:rPr>
+          <w:rFonts w:ascii="Courier New" w:eastAsia="Times New Roman" w:hAnsi="Courier New" w:cs="Courier New"/>
+          <w:color w:val="000000"/>
+          <w:sz w:val="21"/>
+          <w:szCs w:val="21"/>
+          <w:lang w:eastAsia="pt-BR"/>
+        </w:rPr>
+        <w:t>(</w:t>
+      </w:r>
+      <w:proofErr w:type="gramEnd"/>
+      <w:r>
+        <w:rPr>
+          <w:rFonts w:ascii="Courier New" w:eastAsia="Times New Roman" w:hAnsi="Courier New" w:cs="Courier New"/>
+          <w:color w:val="A31515"/>
+          <w:sz w:val="21"/>
+          <w:szCs w:val="21"/>
+          <w:lang w:eastAsia="pt-BR"/>
+        </w:rPr>
+        <w:t>"=== Calculadora Simples ==="</w:t>
+      </w:r>
+      <w:r>
+        <w:rPr>
+          <w:rFonts w:ascii="Courier New" w:eastAsia="Times New Roman" w:hAnsi="Courier New" w:cs="Courier New"/>
+          <w:color w:val="000000"/>
+          <w:sz w:val="21"/>
+          <w:szCs w:val="21"/>
+          <w:lang w:eastAsia="pt-BR"/>
+        </w:rPr>
+        <w:t>)</w:t>
+      </w:r>
+    </w:p>
+    <w:p>
+      <w:pPr>
+        <w:shd w:val="clear" w:color="auto" w:fill="FFFFFF"/>
+        <w:spacing w:after="0" w:line="285" w:lineRule="atLeast"/>
+        <w:rPr>
+          <w:rFonts w:ascii="Courier New" w:eastAsia="Times New Roman" w:hAnsi="Courier New" w:cs="Courier New"/>
+          <w:color w:val="000000"/>
+          <w:sz w:val="21"/>
+          <w:szCs w:val="21"/>
+          <w:lang w:eastAsia="pt-BR"/>
+        </w:rPr>
+      </w:pPr>
+      <w:r>
+        <w:rPr>
+          <w:rFonts w:ascii="Courier New" w:eastAsia="Times New Roman" w:hAnsi="Courier New" w:cs="Courier New"/>
+          <w:color w:val="000000"/>
+          <w:sz w:val="21"/>
+          <w:szCs w:val="21"/>
+          <w:lang w:eastAsia="pt-BR"/>
+        </w:rPr>
+        <w:t xml:space="preserve">    </w:t>
+      </w:r>
+      <w:proofErr w:type="spellStart"/>
+      <w:proofErr w:type="gramStart"/>
+      <w:r>
+        <w:rPr>
+          <w:rFonts w:ascii="Courier New" w:eastAsia="Times New Roman" w:hAnsi="Courier New" w:cs="Courier New"/>
+          <w:color w:val="6A5221"/>
+          <w:sz w:val="21"/>
+          <w:szCs w:val="21"/>
+          <w:lang w:eastAsia="pt-BR"/>
+        </w:rPr>
+        <w:t>print</w:t>
+      </w:r>
+      <w:proofErr w:type="spellEnd"/>
+      <w:r>
+        <w:rPr>
+          <w:rFonts w:ascii="Courier New" w:eastAsia="Times New Roman" w:hAnsi="Courier New" w:cs="Courier New"/>
+          <w:color w:val="000000"/>
+          <w:sz w:val="21"/>
+          <w:szCs w:val="21"/>
+          <w:lang w:eastAsia="pt-BR"/>
+        </w:rPr>
+        <w:t>(</w:t>
+      </w:r>
+      <w:proofErr w:type="gramEnd"/>
+      <w:r>
+        <w:rPr>
+          <w:rFonts w:ascii="Courier New" w:eastAsia="Times New Roman" w:hAnsi="Courier New" w:cs="Courier New"/>
+          <w:color w:val="A31515"/>
+          <w:sz w:val="21"/>
+          <w:szCs w:val="21"/>
+          <w:lang w:eastAsia="pt-BR"/>
+        </w:rPr>
+        <w:t>"Operações disponíveis: +, -, *, /"</w:t>
+      </w:r>
+      <w:r>
+        <w:rPr>
+          <w:rFonts w:ascii="Courier New" w:eastAsia="Times New Roman" w:hAnsi="Courier New" w:cs="Courier New"/>
+          <w:color w:val="000000"/>
+          <w:sz w:val="21"/>
+          <w:szCs w:val="21"/>
+          <w:lang w:eastAsia="pt-BR"/>
+        </w:rPr>
+        <w:t>)</w:t>
+      </w:r>
+    </w:p>
+    <w:p>
+      <w:pPr>
+        <w:shd w:val="clear" w:color="auto" w:fill="FFFFFF"/>
+        <w:spacing w:after="0" w:line="285" w:lineRule="atLeast"/>
+        <w:rPr>
+          <w:rFonts w:ascii="Courier New" w:eastAsia="Times New Roman" w:hAnsi="Courier New" w:cs="Courier New"/>
+          <w:color w:val="000000"/>
+          <w:sz w:val="21"/>
+          <w:szCs w:val="21"/>
+          <w:lang w:eastAsia="pt-BR"/>
+        </w:rPr>
+      </w:pPr>
+    </w:p>
+    <w:p>
+      <w:pPr>
+        <w:shd w:val="clear" w:color="auto" w:fill="FFFFFF"/>
+        <w:spacing w:after="0" w:line="285" w:lineRule="atLeast"/>
+        <w:rPr>
+          <w:rFonts w:ascii="Courier New" w:eastAsia="Times New Roman" w:hAnsi="Courier New" w:cs="Courier New"/>
+          <w:color w:val="000000"/>
+          <w:sz w:val="21"/>
+          <w:szCs w:val="21"/>
+          <w:lang w:eastAsia="pt-BR"/>
+        </w:rPr>
+      </w:pPr>
+      <w:r>
+        <w:rPr>
+          <w:rFonts w:ascii="Courier New" w:eastAsia="Times New Roman" w:hAnsi="Courier New" w:cs="Courier New"/>
+          <w:color w:val="000000"/>
+          <w:sz w:val="21"/>
+          <w:szCs w:val="21"/>
+          <w:lang w:eastAsia="pt-BR"/>
+        </w:rPr>
+        <w:t xml:space="preserve">    </w:t>
+      </w:r>
+      <w:proofErr w:type="spellStart"/>
+      <w:proofErr w:type="gramStart"/>
+      <w:r>
+        <w:rPr>
+          <w:rFonts w:ascii="Courier New" w:eastAsia="Times New Roman" w:hAnsi="Courier New" w:cs="Courier New"/>
+          <w:color w:val="9723B4"/>
+          <w:sz w:val="21"/>
+          <w:szCs w:val="21"/>
+          <w:lang w:eastAsia="pt-BR"/>
+        </w:rPr>
+        <w:t>try</w:t>
+      </w:r>
+      <w:proofErr w:type="spellEnd"/>
+      <w:proofErr w:type="gramEnd"/>
+      <w:r>
+        <w:rPr>
+          <w:rFonts w:ascii="Courier New" w:eastAsia="Times New Roman" w:hAnsi="Courier New" w:cs="Courier New"/>
+          <w:color w:val="000000"/>
+          <w:sz w:val="21"/>
+          <w:szCs w:val="21"/>
+          <w:lang w:eastAsia="pt-BR"/>
+        </w:rPr>
+        <w:t>:</w:t>
+      </w:r>
+    </w:p>
+    <w:p>
+      <w:pPr>
+        <w:shd w:val="clear" w:color="auto" w:fill="FFFFFF"/>
+        <w:spacing w:after="0" w:line="285" w:lineRule="atLeast"/>
+        <w:rPr>
+          <w:rFonts w:ascii="Courier New" w:eastAsia="Times New Roman" w:hAnsi="Courier New" w:cs="Courier New"/>
+          <w:color w:val="000000"/>
+          <w:sz w:val="21"/>
+          <w:szCs w:val="21"/>
+          <w:lang w:eastAsia="pt-BR"/>
+        </w:rPr>
+      </w:pPr>
+      <w:r>
+        <w:rPr>
+          <w:rFonts w:ascii="Courier New" w:eastAsia="Times New Roman" w:hAnsi="Courier New" w:cs="Courier New"/>
+          <w:color w:val="000000"/>
+          <w:sz w:val="21"/>
+          <w:szCs w:val="21"/>
+          <w:lang w:eastAsia="pt-BR"/>
+        </w:rPr>
+        <w:t xml:space="preserve">        </w:t>
+      </w:r>
+      <w:proofErr w:type="gramStart"/>
+      <w:r>
+        <w:rPr>
+          <w:rFonts w:ascii="Courier New" w:eastAsia="Times New Roman" w:hAnsi="Courier New" w:cs="Courier New"/>
+          <w:color w:val="000000"/>
+          <w:sz w:val="21"/>
+          <w:szCs w:val="21"/>
+          <w:lang w:eastAsia="pt-BR"/>
+        </w:rPr>
+        <w:t>num</w:t>
+      </w:r>
+      <w:proofErr w:type="gramEnd"/>
+      <w:r>
+        <w:rPr>
+          <w:rFonts w:ascii="Courier New" w:eastAsia="Times New Roman" w:hAnsi="Courier New" w:cs="Courier New"/>
+          <w:color w:val="000000"/>
+          <w:sz w:val="21"/>
+          <w:szCs w:val="21"/>
+          <w:lang w:eastAsia="pt-BR"/>
+        </w:rPr>
+        <w:t xml:space="preserve">1 = </w:t>
+      </w:r>
+      <w:proofErr w:type="spellStart"/>
+      <w:r>
+        <w:rPr>
+          <w:rFonts w:ascii="Courier New" w:eastAsia="Times New Roman" w:hAnsi="Courier New" w:cs="Courier New"/>
+          <w:color w:val="257693"/>
+          <w:sz w:val="21"/>
+          <w:szCs w:val="21"/>
+          <w:lang w:eastAsia="pt-BR"/>
+        </w:rPr>
+        <w:t>float</w:t>
+      </w:r>
+      <w:proofErr w:type="spellEnd"/>
+      <w:r>
+        <w:rPr>
+          <w:rFonts w:ascii="Courier New" w:eastAsia="Times New Roman" w:hAnsi="Courier New" w:cs="Courier New"/>
+          <w:color w:val="000000"/>
+          <w:sz w:val="21"/>
+          <w:szCs w:val="21"/>
+          <w:lang w:eastAsia="pt-BR"/>
+        </w:rPr>
+        <w:t>(</w:t>
+      </w:r>
+      <w:r>
+        <w:rPr>
+          <w:rFonts w:ascii="Courier New" w:eastAsia="Times New Roman" w:hAnsi="Courier New" w:cs="Courier New"/>
+          <w:color w:val="6A5221"/>
+          <w:sz w:val="21"/>
+          <w:szCs w:val="21"/>
+          <w:lang w:eastAsia="pt-BR"/>
+        </w:rPr>
+        <w:t>input</w:t>
+      </w:r>
+      <w:r>
+        <w:rPr>
+          <w:rFonts w:ascii="Courier New" w:eastAsia="Times New Roman" w:hAnsi="Courier New" w:cs="Courier New"/>
+          <w:color w:val="000000"/>
+          <w:sz w:val="21"/>
+          <w:szCs w:val="21"/>
+          <w:lang w:eastAsia="pt-BR"/>
+        </w:rPr>
+        <w:t>(</w:t>
+      </w:r>
+      <w:r>
+        <w:rPr>
+          <w:rFonts w:ascii="Courier New" w:eastAsia="Times New Roman" w:hAnsi="Courier New" w:cs="Courier New"/>
+          <w:color w:val="A31515"/>
+          <w:sz w:val="21"/>
+          <w:szCs w:val="21"/>
+          <w:lang w:eastAsia="pt-BR"/>
+        </w:rPr>
+        <w:t>"Digite o primeiro número: "</w:t>
+      </w:r>
+      <w:r>
+        <w:rPr>
+          <w:rFonts w:ascii="Courier New" w:eastAsia="Times New Roman" w:hAnsi="Courier New" w:cs="Courier New"/>
+          <w:color w:val="000000"/>
+          <w:sz w:val="21"/>
+          <w:szCs w:val="21"/>
+          <w:lang w:eastAsia="pt-BR"/>
+        </w:rPr>
+        <w:t>))</w:t>
+      </w:r>
+    </w:p>
+    <w:p>
+      <w:pPr>
+        <w:shd w:val="clear" w:color="auto" w:fill="FFFFFF"/>
+        <w:spacing w:after="0" w:line="285" w:lineRule="atLeast"/>
+        <w:rPr>
+          <w:rFonts w:ascii="Courier New" w:eastAsia="Times New Roman" w:hAnsi="Courier New" w:cs="Courier New"/>
+          <w:color w:val="000000"/>
+          <w:sz w:val="21"/>
+          <w:szCs w:val="21"/>
+          <w:lang w:eastAsia="pt-BR"/>
+        </w:rPr>
+      </w:pPr>
+      <w:r>
+        <w:rPr>
+          <w:rFonts w:ascii="Courier New" w:eastAsia="Times New Roman" w:hAnsi="Courier New" w:cs="Courier New"/>
+          <w:color w:val="000000"/>
+          <w:sz w:val="21"/>
+          <w:szCs w:val="21"/>
+          <w:lang w:eastAsia="pt-BR"/>
+        </w:rPr>
+        <w:t xml:space="preserve">        </w:t>
+      </w:r>
+      <w:proofErr w:type="gramStart"/>
+      <w:r>
+        <w:rPr>
+          <w:rFonts w:ascii="Courier New" w:eastAsia="Times New Roman" w:hAnsi="Courier New" w:cs="Courier New"/>
+          <w:color w:val="000000"/>
+          <w:sz w:val="21"/>
+          <w:szCs w:val="21"/>
+          <w:lang w:eastAsia="pt-BR"/>
+        </w:rPr>
+        <w:t>operador</w:t>
+      </w:r>
+      <w:proofErr w:type="gramEnd"/>
+      <w:r>
+        <w:rPr>
+          <w:rFonts w:ascii="Courier New" w:eastAsia="Times New Roman" w:hAnsi="Courier New" w:cs="Courier New"/>
+          <w:color w:val="000000"/>
+          <w:sz w:val="21"/>
+          <w:szCs w:val="21"/>
+          <w:lang w:eastAsia="pt-BR"/>
+        </w:rPr>
+        <w:t xml:space="preserve"> = </w:t>
+      </w:r>
+      <w:r>
+        <w:rPr>
+          <w:rFonts w:ascii="Courier New" w:eastAsia="Times New Roman" w:hAnsi="Courier New" w:cs="Courier New"/>
+          <w:color w:val="6A5221"/>
+          <w:sz w:val="21"/>
+          <w:szCs w:val="21"/>
+          <w:lang w:eastAsia="pt-BR"/>
+        </w:rPr>
+        <w:t>input</w:t>
+      </w:r>
+      <w:r>
+        <w:rPr>
+          <w:rFonts w:ascii="Courier New" w:eastAsia="Times New Roman" w:hAnsi="Courier New" w:cs="Courier New"/>
+          <w:color w:val="000000"/>
+          <w:sz w:val="21"/>
+          <w:szCs w:val="21"/>
+          <w:lang w:eastAsia="pt-BR"/>
+        </w:rPr>
+        <w:t>(</w:t>
+      </w:r>
+      <w:r>
+        <w:rPr>
+          <w:rFonts w:ascii="Courier New" w:eastAsia="Times New Roman" w:hAnsi="Courier New" w:cs="Courier New"/>
+          <w:color w:val="A31515"/>
+          <w:sz w:val="21"/>
+          <w:szCs w:val="21"/>
+          <w:lang w:eastAsia="pt-BR"/>
+        </w:rPr>
+        <w:t>"Digite a operação (+, -, *, /): "</w:t>
+      </w:r>
+      <w:r>
+        <w:rPr>
+          <w:rFonts w:ascii="Courier New" w:eastAsia="Times New Roman" w:hAnsi="Courier New" w:cs="Courier New"/>
+          <w:color w:val="000000"/>
+          <w:sz w:val="21"/>
+          <w:szCs w:val="21"/>
+          <w:lang w:eastAsia="pt-BR"/>
+        </w:rPr>
+        <w:t>)</w:t>
+      </w:r>
+    </w:p>
+    <w:p>
+      <w:pPr>
+        <w:shd w:val="clear" w:color="auto" w:fill="FFFFFF"/>
+        <w:spacing w:after="0" w:line="285" w:lineRule="atLeast"/>
+        <w:rPr>
+          <w:rFonts w:ascii="Courier New" w:eastAsia="Times New Roman" w:hAnsi="Courier New" w:cs="Courier New"/>
+          <w:color w:val="000000"/>
+          <w:sz w:val="21"/>
+          <w:szCs w:val="21"/>
+          <w:lang w:eastAsia="pt-BR"/>
+        </w:rPr>
+      </w:pPr>
+      <w:r>
+        <w:rPr>
+          <w:rFonts w:ascii="Courier New" w:eastAsia="Times New Roman" w:hAnsi="Courier New" w:cs="Courier New"/>
+          <w:color w:val="000000"/>
+          <w:sz w:val="21"/>
+          <w:szCs w:val="21"/>
+          <w:lang w:eastAsia="pt-BR"/>
+        </w:rPr>
+        <w:t xml:space="preserve">        </w:t>
+      </w:r>
+      <w:proofErr w:type="gramStart"/>
+      <w:r>
+        <w:rPr>
+          <w:rFonts w:ascii="Courier New" w:eastAsia="Times New Roman" w:hAnsi="Courier New" w:cs="Courier New"/>
+          <w:color w:val="000000"/>
+          <w:sz w:val="21"/>
+          <w:szCs w:val="21"/>
+          <w:lang w:eastAsia="pt-BR"/>
+        </w:rPr>
+        <w:t>num</w:t>
+      </w:r>
+      <w:proofErr w:type="gramEnd"/>
+      <w:r>
+        <w:rPr>
+          <w:rFonts w:ascii="Courier New" w:eastAsia="Times New Roman" w:hAnsi="Courier New" w:cs="Courier New"/>
+          <w:color w:val="000000"/>
+          <w:sz w:val="21"/>
+          <w:szCs w:val="21"/>
+          <w:lang w:eastAsia="pt-BR"/>
+        </w:rPr>
+        <w:t xml:space="preserve">2 = </w:t>
+      </w:r>
+      <w:proofErr w:type="spellStart"/>
+      <w:r>
+        <w:rPr>
+          <w:rFonts w:ascii="Courier New" w:eastAsia="Times New Roman" w:hAnsi="Courier New" w:cs="Courier New"/>
+          <w:color w:val="257693"/>
+          <w:sz w:val="21"/>
+          <w:szCs w:val="21"/>
+          <w:lang w:eastAsia="pt-BR"/>
+        </w:rPr>
+        <w:t>float</w:t>
+      </w:r>
+      <w:proofErr w:type="spellEnd"/>
+      <w:r>
+        <w:rPr>
+          <w:rFonts w:ascii="Courier New" w:eastAsia="Times New Roman" w:hAnsi="Courier New" w:cs="Courier New"/>
+          <w:color w:val="000000"/>
+          <w:sz w:val="21"/>
+          <w:szCs w:val="21"/>
+          <w:lang w:eastAsia="pt-BR"/>
+        </w:rPr>
+        <w:t>(</w:t>
+      </w:r>
+      <w:r>
+        <w:rPr>
+          <w:rFonts w:ascii="Courier New" w:eastAsia="Times New Roman" w:hAnsi="Courier New" w:cs="Courier New"/>
+          <w:color w:val="6A5221"/>
+          <w:sz w:val="21"/>
+          <w:szCs w:val="21"/>
+          <w:lang w:eastAsia="pt-BR"/>
+        </w:rPr>
+        <w:t>input</w:t>
+      </w:r>
+      <w:r>
+        <w:rPr>
+          <w:rFonts w:ascii="Courier New" w:eastAsia="Times New Roman" w:hAnsi="Courier New" w:cs="Courier New"/>
+          <w:color w:val="000000"/>
+          <w:sz w:val="21"/>
+          <w:szCs w:val="21"/>
+          <w:lang w:eastAsia="pt-BR"/>
+        </w:rPr>
+        <w:t>(</w:t>
+      </w:r>
+      <w:r>
+        <w:rPr>
+          <w:rFonts w:ascii="Courier New" w:eastAsia="Times New Roman" w:hAnsi="Courier New" w:cs="Courier New"/>
+          <w:color w:val="A31515"/>
+          <w:sz w:val="21"/>
+          <w:szCs w:val="21"/>
+          <w:lang w:eastAsia="pt-BR"/>
+        </w:rPr>
+        <w:t>"Digite o segundo número: "</w:t>
+      </w:r>
+      <w:r>
+        <w:rPr>
+          <w:rFonts w:ascii="Courier New" w:eastAsia="Times New Roman" w:hAnsi="Courier New" w:cs="Courier New"/>
+          <w:color w:val="000000"/>
+          <w:sz w:val="21"/>
+          <w:szCs w:val="21"/>
+          <w:lang w:eastAsia="pt-BR"/>
+        </w:rPr>
+        <w:t>))</w:t>
+      </w:r>
+    </w:p>
+    <w:p>
+      <w:pPr>
+        <w:shd w:val="clear" w:color="auto" w:fill="FFFFFF"/>
+        <w:spacing w:after="0" w:line="285" w:lineRule="atLeast"/>
+        <w:rPr>
+          <w:rFonts w:ascii="Courier New" w:eastAsia="Times New Roman" w:hAnsi="Courier New" w:cs="Courier New"/>
+          <w:color w:val="000000"/>
+          <w:sz w:val="21"/>
+          <w:szCs w:val="21"/>
+          <w:lang w:eastAsia="pt-BR"/>
+        </w:rPr>
+      </w:pPr>
+    </w:p>
+    <w:p>
+      <w:pPr>
+        <w:shd w:val="clear" w:color="auto" w:fill="FFFFFF"/>
+        <w:spacing w:after="0" w:line="285" w:lineRule="atLeast"/>
+        <w:rPr>
+          <w:rFonts w:ascii="Courier New" w:eastAsia="Times New Roman" w:hAnsi="Courier New" w:cs="Courier New"/>
+          <w:color w:val="000000"/>
+          <w:sz w:val="21"/>
+          <w:szCs w:val="21"/>
+          <w:lang w:eastAsia="pt-BR"/>
+        </w:rPr>
+      </w:pPr>
+      <w:r>
+        <w:rPr>
+          <w:rFonts w:ascii="Courier New" w:eastAsia="Times New Roman" w:hAnsi="Courier New" w:cs="Courier New"/>
+          <w:color w:val="000000"/>
+          <w:sz w:val="21"/>
+          <w:szCs w:val="21"/>
+          <w:lang w:eastAsia="pt-BR"/>
+        </w:rPr>
+        <w:t xml:space="preserve">        </w:t>
+      </w:r>
+      <w:proofErr w:type="spellStart"/>
+      <w:proofErr w:type="gramStart"/>
+      <w:r>
+        <w:rPr>
+          <w:rFonts w:ascii="Courier New" w:eastAsia="Times New Roman" w:hAnsi="Courier New" w:cs="Courier New"/>
+          <w:color w:val="9723B4"/>
+          <w:sz w:val="21"/>
+          <w:szCs w:val="21"/>
+          <w:lang w:eastAsia="pt-BR"/>
+        </w:rPr>
+        <w:t>if</w:t>
+      </w:r>
+      <w:proofErr w:type="spellEnd"/>
+      <w:proofErr w:type="gramEnd"/>
+      <w:r>
+        <w:rPr>
+          <w:rFonts w:ascii="Courier New" w:eastAsia="Times New Roman" w:hAnsi="Courier New" w:cs="Courier New"/>
+          <w:color w:val="000000"/>
+          <w:sz w:val="21"/>
+          <w:szCs w:val="21"/>
+          <w:lang w:eastAsia="pt-BR"/>
+        </w:rPr>
+        <w:t xml:space="preserve"> operador == </w:t>
+      </w:r>
+      <w:r>
+        <w:rPr>
+          <w:rFonts w:ascii="Courier New" w:eastAsia="Times New Roman" w:hAnsi="Courier New" w:cs="Courier New"/>
+          <w:color w:val="A31515"/>
+          <w:sz w:val="21"/>
+          <w:szCs w:val="21"/>
+          <w:lang w:eastAsia="pt-BR"/>
+        </w:rPr>
+        <w:t>"+"</w:t>
+      </w:r>
+      <w:r>
+        <w:rPr>
+          <w:rFonts w:ascii="Courier New" w:eastAsia="Times New Roman" w:hAnsi="Courier New" w:cs="Courier New"/>
+          <w:color w:val="000000"/>
+          <w:sz w:val="21"/>
+          <w:szCs w:val="21"/>
+          <w:lang w:eastAsia="pt-BR"/>
+        </w:rPr>
+        <w:t>:</w:t>
+      </w:r>
+    </w:p>
+    <w:p>
+      <w:pPr>
+        <w:shd w:val="clear" w:color="auto" w:fill="FFFFFF"/>
+        <w:spacing w:after="0" w:line="285" w:lineRule="atLeast"/>
+        <w:rPr>
+          <w:rFonts w:ascii="Courier New" w:eastAsia="Times New Roman" w:hAnsi="Courier New" w:cs="Courier New"/>
+          <w:color w:val="000000"/>
+          <w:sz w:val="21"/>
+          <w:szCs w:val="21"/>
+          <w:lang w:eastAsia="pt-BR"/>
+        </w:rPr>
+      </w:pPr>
+      <w:r>
+        <w:rPr>
+          <w:rFonts w:ascii="Courier New" w:eastAsia="Times New Roman" w:hAnsi="Courier New" w:cs="Courier New"/>
+          <w:color w:val="000000"/>
+          <w:sz w:val="21"/>
+          <w:szCs w:val="21"/>
+          <w:lang w:eastAsia="pt-BR"/>
+        </w:rPr>
+        <w:t xml:space="preserve">            </w:t>
+      </w:r>
+      <w:proofErr w:type="gramStart"/>
+      <w:r>
+        <w:rPr>
+          <w:rFonts w:ascii="Courier New" w:eastAsia="Times New Roman" w:hAnsi="Courier New" w:cs="Courier New"/>
+          <w:color w:val="000000"/>
+          <w:sz w:val="21"/>
+          <w:szCs w:val="21"/>
+          <w:lang w:eastAsia="pt-BR"/>
+        </w:rPr>
+        <w:t>resultado</w:t>
+      </w:r>
+      <w:proofErr w:type="gramEnd"/>
+      <w:r>
+        <w:rPr>
+          <w:rFonts w:ascii="Courier New" w:eastAsia="Times New Roman" w:hAnsi="Courier New" w:cs="Courier New"/>
+          <w:color w:val="000000"/>
+          <w:sz w:val="21"/>
+          <w:szCs w:val="21"/>
+          <w:lang w:eastAsia="pt-BR"/>
+        </w:rPr>
+        <w:t xml:space="preserve"> = num1 + num2</w:t>
+      </w:r>
+    </w:p>
+    <w:p>
+      <w:pPr>
+        <w:shd w:val="clear" w:color="auto" w:fill="FFFFFF"/>
+        <w:spacing w:after="0" w:line="285" w:lineRule="atLeast"/>
+        <w:rPr>
+          <w:rFonts w:ascii="Courier New" w:eastAsia="Times New Roman" w:hAnsi="Courier New" w:cs="Courier New"/>
+          <w:color w:val="000000"/>
+          <w:sz w:val="21"/>
+          <w:szCs w:val="21"/>
+          <w:lang w:eastAsia="pt-BR"/>
+        </w:rPr>
+      </w:pPr>
+      <w:r>
+        <w:rPr>
+          <w:rFonts w:ascii="Courier New" w:eastAsia="Times New Roman" w:hAnsi="Courier New" w:cs="Courier New"/>
+          <w:color w:val="000000"/>
+          <w:sz w:val="21"/>
+          <w:szCs w:val="21"/>
+          <w:lang w:eastAsia="pt-BR"/>
+        </w:rPr>
+        <w:t xml:space="preserve">        </w:t>
+      </w:r>
+      <w:proofErr w:type="spellStart"/>
+      <w:proofErr w:type="gramStart"/>
+      <w:r>
+        <w:rPr>
+          <w:rFonts w:ascii="Courier New" w:eastAsia="Times New Roman" w:hAnsi="Courier New" w:cs="Courier New"/>
+          <w:color w:val="9723B4"/>
+          <w:sz w:val="21"/>
+          <w:szCs w:val="21"/>
+          <w:lang w:eastAsia="pt-BR"/>
+        </w:rPr>
+        <w:t>elif</w:t>
+      </w:r>
+      <w:proofErr w:type="spellEnd"/>
+      <w:proofErr w:type="gramEnd"/>
+      <w:r>
+        <w:rPr>
+          <w:rFonts w:ascii="Courier New" w:eastAsia="Times New Roman" w:hAnsi="Courier New" w:cs="Courier New"/>
+          <w:color w:val="000000"/>
+          <w:sz w:val="21"/>
+          <w:szCs w:val="21"/>
+          <w:lang w:eastAsia="pt-BR"/>
+        </w:rPr>
+        <w:t xml:space="preserve"> operador == </w:t>
+      </w:r>
+      <w:r>
+        <w:rPr>
+          <w:rFonts w:ascii="Courier New" w:eastAsia="Times New Roman" w:hAnsi="Courier New" w:cs="Courier New"/>
+          <w:color w:val="A31515"/>
+          <w:sz w:val="21"/>
+          <w:szCs w:val="21"/>
+          <w:lang w:eastAsia="pt-BR"/>
+        </w:rPr>
+        <w:t>"-"</w:t>
+      </w:r>
+      <w:r>
+        <w:rPr>
+          <w:rFonts w:ascii="Courier New" w:eastAsia="Times New Roman" w:hAnsi="Courier New" w:cs="Courier New"/>
+          <w:color w:val="000000"/>
+          <w:sz w:val="21"/>
+          <w:szCs w:val="21"/>
+          <w:lang w:eastAsia="pt-BR"/>
+        </w:rPr>
+        <w:t>:</w:t>
+      </w:r>
+    </w:p>
+    <w:p>
+      <w:pPr>
+        <w:shd w:val="clear" w:color="auto" w:fill="FFFFFF"/>
+        <w:spacing w:after="0" w:line="285" w:lineRule="atLeast"/>
+        <w:rPr>
+          <w:rFonts w:ascii="Courier New" w:eastAsia="Times New Roman" w:hAnsi="Courier New" w:cs="Courier New"/>
+          <w:color w:val="000000"/>
+          <w:sz w:val="21"/>
+          <w:szCs w:val="21"/>
+          <w:lang w:eastAsia="pt-BR"/>
+        </w:rPr>
+      </w:pPr>
+      <w:r>
+        <w:rPr>
+          <w:rFonts w:ascii="Courier New" w:eastAsia="Times New Roman" w:hAnsi="Courier New" w:cs="Courier New"/>
+          <w:color w:val="000000"/>
+          <w:sz w:val="21"/>
+          <w:szCs w:val="21"/>
+          <w:lang w:eastAsia="pt-BR"/>
+        </w:rPr>
+        <w:t xml:space="preserve">            </w:t>
+      </w:r>
+      <w:proofErr w:type="gramStart"/>
+      <w:r>
+        <w:rPr>
+          <w:rFonts w:ascii="Courier New" w:eastAsia="Times New Roman" w:hAnsi="Courier New" w:cs="Courier New"/>
+          <w:color w:val="000000"/>
+          <w:sz w:val="21"/>
+          <w:szCs w:val="21"/>
+          <w:lang w:eastAsia="pt-BR"/>
+        </w:rPr>
+        <w:t>resultado</w:t>
+      </w:r>
+      <w:proofErr w:type="gramEnd"/>
+      <w:r>
+        <w:rPr>
+          <w:rFonts w:ascii="Courier New" w:eastAsia="Times New Roman" w:hAnsi="Courier New" w:cs="Courier New"/>
+          <w:color w:val="000000"/>
+          <w:sz w:val="21"/>
+          <w:szCs w:val="21"/>
+          <w:lang w:eastAsia="pt-BR"/>
+        </w:rPr>
+        <w:t xml:space="preserve"> = num1 - num2</w:t>
+      </w:r>
+    </w:p>
+    <w:p>
+      <w:pPr>
+        <w:shd w:val="clear" w:color="auto" w:fill="FFFFFF"/>
+        <w:spacing w:after="0" w:line="285" w:lineRule="atLeast"/>
+        <w:rPr>
+          <w:rFonts w:ascii="Courier New" w:eastAsia="Times New Roman" w:hAnsi="Courier New" w:cs="Courier New"/>
+          <w:color w:val="000000"/>
+          <w:sz w:val="21"/>
+          <w:szCs w:val="21"/>
+          <w:lang w:eastAsia="pt-BR"/>
+        </w:rPr>
+      </w:pPr>
+      <w:r>
+        <w:rPr>
+          <w:rFonts w:ascii="Courier New" w:eastAsia="Times New Roman" w:hAnsi="Courier New" w:cs="Courier New"/>
+          <w:color w:val="000000"/>
+          <w:sz w:val="21"/>
+          <w:szCs w:val="21"/>
+          <w:lang w:eastAsia="pt-BR"/>
+        </w:rPr>
+        <w:t xml:space="preserve">        </w:t>
+      </w:r>
+      <w:proofErr w:type="spellStart"/>
+      <w:proofErr w:type="gramStart"/>
+      <w:r>
+        <w:rPr>
+          <w:rFonts w:ascii="Courier New" w:eastAsia="Times New Roman" w:hAnsi="Courier New" w:cs="Courier New"/>
+          <w:color w:val="9723B4"/>
+          <w:sz w:val="21"/>
+          <w:szCs w:val="21"/>
+          <w:lang w:eastAsia="pt-BR"/>
+        </w:rPr>
+        <w:t>elif</w:t>
+      </w:r>
+      <w:proofErr w:type="spellEnd"/>
+      <w:proofErr w:type="gramEnd"/>
+      <w:r>
+        <w:rPr>
+          <w:rFonts w:ascii="Courier New" w:eastAsia="Times New Roman" w:hAnsi="Courier New" w:cs="Courier New"/>
+          <w:color w:val="000000"/>
+          <w:sz w:val="21"/>
+          <w:szCs w:val="21"/>
+          <w:lang w:eastAsia="pt-BR"/>
+        </w:rPr>
+        <w:t xml:space="preserve"> operador == </w:t>
+      </w:r>
+      <w:r>
+        <w:rPr>
+          <w:rFonts w:ascii="Courier New" w:eastAsia="Times New Roman" w:hAnsi="Courier New" w:cs="Courier New"/>
+          <w:color w:val="A31515"/>
+          <w:sz w:val="21"/>
+          <w:szCs w:val="21"/>
+          <w:lang w:eastAsia="pt-BR"/>
+        </w:rPr>
+        <w:t>"*"</w:t>
+      </w:r>
+      <w:r>
+        <w:rPr>
+          <w:rFonts w:ascii="Courier New" w:eastAsia="Times New Roman" w:hAnsi="Courier New" w:cs="Courier New"/>
+          <w:color w:val="000000"/>
+          <w:sz w:val="21"/>
+          <w:szCs w:val="21"/>
+          <w:lang w:eastAsia="pt-BR"/>
+        </w:rPr>
+        <w:t>:</w:t>
+      </w:r>
+    </w:p>
+    <w:p>
+      <w:pPr>
+        <w:shd w:val="clear" w:color="auto" w:fill="FFFFFF"/>
+        <w:spacing w:after="0" w:line="285" w:lineRule="atLeast"/>
+        <w:rPr>
+          <w:rFonts w:ascii="Courier New" w:eastAsia="Times New Roman" w:hAnsi="Courier New" w:cs="Courier New"/>
+          <w:color w:val="000000"/>
+          <w:sz w:val="21"/>
+          <w:szCs w:val="21"/>
+          <w:lang w:eastAsia="pt-BR"/>
+        </w:rPr>
+      </w:pPr>
+      <w:r>
+        <w:rPr>
+          <w:rFonts w:ascii="Courier New" w:eastAsia="Times New Roman" w:hAnsi="Courier New" w:cs="Courier New"/>
+          <w:color w:val="000000"/>
+          <w:sz w:val="21"/>
+          <w:szCs w:val="21"/>
+          <w:lang w:eastAsia="pt-BR"/>
+        </w:rPr>
+        <w:t xml:space="preserve">            </w:t>
+      </w:r>
+      <w:proofErr w:type="gramStart"/>
+      <w:r>
+        <w:rPr>
+          <w:rFonts w:ascii="Courier New" w:eastAsia="Times New Roman" w:hAnsi="Courier New" w:cs="Courier New"/>
+          <w:color w:val="000000"/>
+          <w:sz w:val="21"/>
+          <w:szCs w:val="21"/>
+          <w:lang w:eastAsia="pt-BR"/>
+        </w:rPr>
+        <w:t>resultado</w:t>
+      </w:r>
+      <w:proofErr w:type="gramEnd"/>
+      <w:r>
+        <w:rPr>
+          <w:rFonts w:ascii="Courier New" w:eastAsia="Times New Roman" w:hAnsi="Courier New" w:cs="Courier New"/>
+          <w:color w:val="000000"/>
+          <w:sz w:val="21"/>
+          <w:szCs w:val="21"/>
+          <w:lang w:eastAsia="pt-BR"/>
+        </w:rPr>
+        <w:t xml:space="preserve"> = num1 * num2</w:t>
+      </w:r>
+    </w:p>
+    <w:p>
+      <w:pPr>
+        <w:shd w:val="clear" w:color="auto" w:fill="FFFFFF"/>
+        <w:spacing w:after="0" w:line="285" w:lineRule="atLeast"/>
+        <w:rPr>
+          <w:rFonts w:ascii="Courier New" w:eastAsia="Times New Roman" w:hAnsi="Courier New" w:cs="Courier New"/>
+          <w:color w:val="000000"/>
+          <w:sz w:val="21"/>
+          <w:szCs w:val="21"/>
+          <w:lang w:eastAsia="pt-BR"/>
+        </w:rPr>
+      </w:pPr>
+      <w:r>
+        <w:rPr>
+          <w:rFonts w:ascii="Courier New" w:eastAsia="Times New Roman" w:hAnsi="Courier New" w:cs="Courier New"/>
+          <w:color w:val="000000"/>
+          <w:sz w:val="21"/>
+          <w:szCs w:val="21"/>
+          <w:lang w:eastAsia="pt-BR"/>
+        </w:rPr>
+        <w:t xml:space="preserve">        </w:t>
+      </w:r>
+      <w:proofErr w:type="spellStart"/>
+      <w:proofErr w:type="gramStart"/>
+      <w:r>
+        <w:rPr>
+          <w:rFonts w:ascii="Courier New" w:eastAsia="Times New Roman" w:hAnsi="Courier New" w:cs="Courier New"/>
+          <w:color w:val="9723B4"/>
+          <w:sz w:val="21"/>
+          <w:szCs w:val="21"/>
+          <w:lang w:eastAsia="pt-BR"/>
+        </w:rPr>
+        <w:t>elif</w:t>
+      </w:r>
+      <w:proofErr w:type="spellEnd"/>
+      <w:proofErr w:type="gramEnd"/>
+      <w:r>
+        <w:rPr>
+          <w:rFonts w:ascii="Courier New" w:eastAsia="Times New Roman" w:hAnsi="Courier New" w:cs="Courier New"/>
+          <w:color w:val="000000"/>
+          <w:sz w:val="21"/>
+          <w:szCs w:val="21"/>
+          <w:lang w:eastAsia="pt-BR"/>
+        </w:rPr>
+        <w:t xml:space="preserve"> operador == </w:t>
+      </w:r>
+      <w:r>
+        <w:rPr>
+          <w:rFonts w:ascii="Courier New" w:eastAsia="Times New Roman" w:hAnsi="Courier New" w:cs="Courier New"/>
+          <w:color w:val="A31515"/>
+          <w:sz w:val="21"/>
+          <w:szCs w:val="21"/>
+          <w:lang w:eastAsia="pt-BR"/>
+        </w:rPr>
+        <w:t>"/"</w:t>
+      </w:r>
+      <w:r>
+        <w:rPr>
+          <w:rFonts w:ascii="Courier New" w:eastAsia="Times New Roman" w:hAnsi="Courier New" w:cs="Courier New"/>
+          <w:color w:val="000000"/>
+          <w:sz w:val="21"/>
+          <w:szCs w:val="21"/>
+          <w:lang w:eastAsia="pt-BR"/>
+        </w:rPr>
+        <w:t>:</w:t>
+      </w:r>
+    </w:p>
+    <w:p>
+      <w:pPr>
+        <w:shd w:val="clear" w:color="auto" w:fill="FFFFFF"/>
+        <w:spacing w:after="0" w:line="285" w:lineRule="atLeast"/>
+        <w:rPr>
+          <w:rFonts w:ascii="Courier New" w:eastAsia="Times New Roman" w:hAnsi="Courier New" w:cs="Courier New"/>
+          <w:color w:val="000000"/>
+          <w:sz w:val="21"/>
+          <w:szCs w:val="21"/>
+          <w:lang w:eastAsia="pt-BR"/>
+        </w:rPr>
+      </w:pPr>
+      <w:r>
+        <w:rPr>
+          <w:rFonts w:ascii="Courier New" w:eastAsia="Times New Roman" w:hAnsi="Courier New" w:cs="Courier New"/>
+          <w:color w:val="000000"/>
+          <w:sz w:val="21"/>
+          <w:szCs w:val="21"/>
+          <w:lang w:eastAsia="pt-BR"/>
+        </w:rPr>
+        <w:t xml:space="preserve">            </w:t>
+      </w:r>
+      <w:proofErr w:type="spellStart"/>
+      <w:proofErr w:type="gramStart"/>
+      <w:r>
+        <w:rPr>
+          <w:rFonts w:ascii="Courier New" w:eastAsia="Times New Roman" w:hAnsi="Courier New" w:cs="Courier New"/>
+          <w:color w:val="9723B4"/>
+          <w:sz w:val="21"/>
+          <w:szCs w:val="21"/>
+          <w:lang w:eastAsia="pt-BR"/>
+        </w:rPr>
+        <w:t>if</w:t>
+      </w:r>
+      <w:proofErr w:type="spellEnd"/>
+      <w:proofErr w:type="gramEnd"/>
+      <w:r>
+        <w:rPr>
+          <w:rFonts w:ascii="Courier New" w:eastAsia="Times New Roman" w:hAnsi="Courier New" w:cs="Courier New"/>
+          <w:color w:val="000000"/>
+          <w:sz w:val="21"/>
+          <w:szCs w:val="21"/>
+          <w:lang w:eastAsia="pt-BR"/>
+        </w:rPr>
+        <w:t xml:space="preserve"> num2 == </w:t>
+      </w:r>
+      <w:r>
+        <w:rPr>
+          <w:rFonts w:ascii="Courier New" w:eastAsia="Times New Roman" w:hAnsi="Courier New" w:cs="Courier New"/>
+          <w:color w:val="116644"/>
+          <w:sz w:val="21"/>
+          <w:szCs w:val="21"/>
+          <w:lang w:eastAsia="pt-BR"/>
+        </w:rPr>
+        <w:t>0</w:t>
+      </w:r>
+      <w:r>
+        <w:rPr>
+          <w:rFonts w:ascii="Courier New" w:eastAsia="Times New Roman" w:hAnsi="Courier New" w:cs="Courier New"/>
+          <w:color w:val="000000"/>
+          <w:sz w:val="21"/>
+          <w:szCs w:val="21"/>
+          <w:lang w:eastAsia="pt-BR"/>
+        </w:rPr>
+        <w:t>:</w:t>
+      </w:r>
+    </w:p>
+    <w:p>
+      <w:pPr>
+        <w:shd w:val="clear" w:color="auto" w:fill="FFFFFF"/>
+        <w:spacing w:after="0" w:line="285" w:lineRule="atLeast"/>
+        <w:rPr>
+          <w:rFonts w:ascii="Courier New" w:eastAsia="Times New Roman" w:hAnsi="Courier New" w:cs="Courier New"/>
+          <w:color w:val="000000"/>
+          <w:sz w:val="21"/>
+          <w:szCs w:val="21"/>
+          <w:lang w:eastAsia="pt-BR"/>
+        </w:rPr>
+      </w:pPr>
+      <w:r>
+        <w:rPr>
+          <w:rFonts w:ascii="Courier New" w:eastAsia="Times New Roman" w:hAnsi="Courier New" w:cs="Courier New"/>
+          <w:color w:val="000000"/>
+          <w:sz w:val="21"/>
+          <w:szCs w:val="21"/>
+          <w:lang w:eastAsia="pt-BR"/>
+        </w:rPr>
+        <w:t xml:space="preserve">                </w:t>
+      </w:r>
+      <w:proofErr w:type="spellStart"/>
+      <w:proofErr w:type="gramStart"/>
+      <w:r>
+        <w:rPr>
+          <w:rFonts w:ascii="Courier New" w:eastAsia="Times New Roman" w:hAnsi="Courier New" w:cs="Courier New"/>
+          <w:color w:val="6A5221"/>
+          <w:sz w:val="21"/>
+          <w:szCs w:val="21"/>
+          <w:lang w:eastAsia="pt-BR"/>
+        </w:rPr>
+        <w:t>print</w:t>
+      </w:r>
+      <w:proofErr w:type="spellEnd"/>
+      <w:r>
+        <w:rPr>
+          <w:rFonts w:ascii="Courier New" w:eastAsia="Times New Roman" w:hAnsi="Courier New" w:cs="Courier New"/>
+          <w:color w:val="000000"/>
+          <w:sz w:val="21"/>
+          <w:szCs w:val="21"/>
+          <w:lang w:eastAsia="pt-BR"/>
+        </w:rPr>
+        <w:t>(</w:t>
+      </w:r>
+      <w:proofErr w:type="gramEnd"/>
+      <w:r>
+        <w:rPr>
+          <w:rFonts w:ascii="Courier New" w:eastAsia="Times New Roman" w:hAnsi="Courier New" w:cs="Courier New"/>
+          <w:color w:val="A31515"/>
+          <w:sz w:val="21"/>
+          <w:szCs w:val="21"/>
+          <w:lang w:eastAsia="pt-BR"/>
+        </w:rPr>
+        <w:t>"Erro: divisão por zero não é permitida."</w:t>
+      </w:r>
+      <w:r>
+        <w:rPr>
+          <w:rFonts w:ascii="Courier New" w:eastAsia="Times New Roman" w:hAnsi="Courier New" w:cs="Courier New"/>
+          <w:color w:val="000000"/>
+          <w:sz w:val="21"/>
+          <w:szCs w:val="21"/>
+          <w:lang w:eastAsia="pt-BR"/>
+        </w:rPr>
+        <w:t>)</w:t>
+      </w:r>
+    </w:p>
+    <w:p>
+      <w:pPr>
+        <w:shd w:val="clear" w:color="auto" w:fill="FFFFFF"/>
+        <w:spacing w:after="0" w:line="285" w:lineRule="atLeast"/>
+        <w:rPr>
+          <w:rFonts w:ascii="Courier New" w:eastAsia="Times New Roman" w:hAnsi="Courier New" w:cs="Courier New"/>
+          <w:color w:val="000000"/>
+          <w:sz w:val="21"/>
+          <w:szCs w:val="21"/>
+          <w:lang w:eastAsia="pt-BR"/>
+        </w:rPr>
+      </w:pPr>
+      <w:r>
+        <w:rPr>
+          <w:rFonts w:ascii="Courier New" w:eastAsia="Times New Roman" w:hAnsi="Courier New" w:cs="Courier New"/>
+          <w:color w:val="000000"/>
+          <w:sz w:val="21"/>
+          <w:szCs w:val="21"/>
+          <w:lang w:eastAsia="pt-BR"/>
+        </w:rPr>
+        <w:t xml:space="preserve">                </w:t>
+      </w:r>
+      <w:proofErr w:type="spellStart"/>
+      <w:proofErr w:type="gramStart"/>
+      <w:r>
+        <w:rPr>
+          <w:rFonts w:ascii="Courier New" w:eastAsia="Times New Roman" w:hAnsi="Courier New" w:cs="Courier New"/>
+          <w:color w:val="9723B4"/>
+          <w:sz w:val="21"/>
+          <w:szCs w:val="21"/>
+          <w:lang w:eastAsia="pt-BR"/>
+        </w:rPr>
+        <w:t>return</w:t>
+      </w:r>
+      <w:proofErr w:type="spellEnd"/>
+      <w:proofErr w:type="gramEnd"/>
+    </w:p>
+    <w:p>
+      <w:pPr>
+        <w:shd w:val="clear" w:color="auto" w:fill="FFFFFF"/>
+        <w:spacing w:after="0" w:line="285" w:lineRule="atLeast"/>
+        <w:rPr>
+          <w:rFonts w:ascii="Courier New" w:eastAsia="Times New Roman" w:hAnsi="Courier New" w:cs="Courier New"/>
+          <w:color w:val="000000"/>
+          <w:sz w:val="21"/>
+          <w:szCs w:val="21"/>
+          <w:lang w:eastAsia="pt-BR"/>
+        </w:rPr>
+      </w:pPr>
+      <w:r>
+        <w:rPr>
+          <w:rFonts w:ascii="Courier New" w:eastAsia="Times New Roman" w:hAnsi="Courier New" w:cs="Courier New"/>
+          <w:color w:val="000000"/>
+          <w:sz w:val="21"/>
+          <w:szCs w:val="21"/>
+          <w:lang w:eastAsia="pt-BR"/>
+        </w:rPr>
+        <w:t xml:space="preserve">            </w:t>
+      </w:r>
+      <w:proofErr w:type="gramStart"/>
+      <w:r>
+        <w:rPr>
+          <w:rFonts w:ascii="Courier New" w:eastAsia="Times New Roman" w:hAnsi="Courier New" w:cs="Courier New"/>
+          <w:color w:val="000000"/>
+          <w:sz w:val="21"/>
+          <w:szCs w:val="21"/>
+          <w:lang w:eastAsia="pt-BR"/>
+        </w:rPr>
+        <w:t>resultado</w:t>
+      </w:r>
+      <w:proofErr w:type="gramEnd"/>
+      <w:r>
+        <w:rPr>
+          <w:rFonts w:ascii="Courier New" w:eastAsia="Times New Roman" w:hAnsi="Courier New" w:cs="Courier New"/>
+          <w:color w:val="000000"/>
+          <w:sz w:val="21"/>
+          <w:szCs w:val="21"/>
+          <w:lang w:eastAsia="pt-BR"/>
+        </w:rPr>
+        <w:t xml:space="preserve"> = num1 / num2</w:t>
+      </w:r>
+    </w:p>
+    <w:p>
+      <w:pPr>
+        <w:shd w:val="clear" w:color="auto" w:fill="FFFFFF"/>
+        <w:spacing w:after="0" w:line="285" w:lineRule="atLeast"/>
+        <w:rPr>
+          <w:rFonts w:ascii="Courier New" w:eastAsia="Times New Roman" w:hAnsi="Courier New" w:cs="Courier New"/>
+          <w:color w:val="000000"/>
+          <w:sz w:val="21"/>
+          <w:szCs w:val="21"/>
+          <w:lang w:eastAsia="pt-BR"/>
+        </w:rPr>
+      </w:pPr>
+      <w:r>
+        <w:rPr>
+          <w:rFonts w:ascii="Courier New" w:eastAsia="Times New Roman" w:hAnsi="Courier New" w:cs="Courier New"/>
+          <w:color w:val="000000"/>
+          <w:sz w:val="21"/>
+          <w:szCs w:val="21"/>
+          <w:lang w:eastAsia="pt-BR"/>
+        </w:rPr>
+        <w:t xml:space="preserve">        </w:t>
+      </w:r>
+      <w:proofErr w:type="spellStart"/>
+      <w:proofErr w:type="gramStart"/>
+      <w:r>
+        <w:rPr>
+          <w:rFonts w:ascii="Courier New" w:eastAsia="Times New Roman" w:hAnsi="Courier New" w:cs="Courier New"/>
+          <w:color w:val="9723B4"/>
+          <w:sz w:val="21"/>
+          <w:szCs w:val="21"/>
+          <w:lang w:eastAsia="pt-BR"/>
+        </w:rPr>
+        <w:t>else</w:t>
+      </w:r>
+      <w:proofErr w:type="spellEnd"/>
+      <w:proofErr w:type="gramEnd"/>
+      <w:r>
+        <w:rPr>
+          <w:rFonts w:ascii="Courier New" w:eastAsia="Times New Roman" w:hAnsi="Courier New" w:cs="Courier New"/>
+          <w:color w:val="000000"/>
+          <w:sz w:val="21"/>
+          <w:szCs w:val="21"/>
+          <w:lang w:eastAsia="pt-BR"/>
+        </w:rPr>
+        <w:t>:</w:t>
+      </w:r>
+    </w:p>
+    <w:p>
+      <w:pPr>
+        <w:shd w:val="clear" w:color="auto" w:fill="FFFFFF"/>
+        <w:spacing w:after="0" w:line="285" w:lineRule="atLeast"/>
+        <w:rPr>
+          <w:rFonts w:ascii="Courier New" w:eastAsia="Times New Roman" w:hAnsi="Courier New" w:cs="Courier New"/>
+          <w:color w:val="000000"/>
+          <w:sz w:val="21"/>
+          <w:szCs w:val="21"/>
+          <w:lang w:eastAsia="pt-BR"/>
+        </w:rPr>
+      </w:pPr>
+      <w:r>
+        <w:rPr>
+          <w:rFonts w:ascii="Courier New" w:eastAsia="Times New Roman" w:hAnsi="Courier New" w:cs="Courier New"/>
+          <w:color w:val="000000"/>
+          <w:sz w:val="21"/>
+          <w:szCs w:val="21"/>
+          <w:lang w:eastAsia="pt-BR"/>
+        </w:rPr>
+        <w:t xml:space="preserve">            </w:t>
+      </w:r>
+      <w:proofErr w:type="spellStart"/>
+      <w:proofErr w:type="gramStart"/>
+      <w:r>
+        <w:rPr>
+          <w:rFonts w:ascii="Courier New" w:eastAsia="Times New Roman" w:hAnsi="Courier New" w:cs="Courier New"/>
+          <w:color w:val="6A5221"/>
+          <w:sz w:val="21"/>
+          <w:szCs w:val="21"/>
+          <w:lang w:eastAsia="pt-BR"/>
+        </w:rPr>
+        <w:t>print</w:t>
+      </w:r>
+      <w:proofErr w:type="spellEnd"/>
+      <w:r>
+        <w:rPr>
+          <w:rFonts w:ascii="Courier New" w:eastAsia="Times New Roman" w:hAnsi="Courier New" w:cs="Courier New"/>
+          <w:color w:val="000000"/>
+          <w:sz w:val="21"/>
+          <w:szCs w:val="21"/>
+          <w:lang w:eastAsia="pt-BR"/>
+        </w:rPr>
+        <w:t>(</w:t>
+      </w:r>
+      <w:proofErr w:type="gramEnd"/>
+      <w:r>
+        <w:rPr>
+          <w:rFonts w:ascii="Courier New" w:eastAsia="Times New Roman" w:hAnsi="Courier New" w:cs="Courier New"/>
+          <w:color w:val="A31515"/>
+          <w:sz w:val="21"/>
+          <w:szCs w:val="21"/>
+          <w:lang w:eastAsia="pt-BR"/>
+        </w:rPr>
+        <w:t>"Operador inválido."</w:t>
+      </w:r>
+      <w:r>
+        <w:rPr>
+          <w:rFonts w:ascii="Courier New" w:eastAsia="Times New Roman" w:hAnsi="Courier New" w:cs="Courier New"/>
+          <w:color w:val="000000"/>
+          <w:sz w:val="21"/>
+          <w:szCs w:val="21"/>
+          <w:lang w:eastAsia="pt-BR"/>
+        </w:rPr>
+        <w:t>)</w:t>
+      </w:r>
+    </w:p>
+    <w:p>
+      <w:pPr>
+        <w:shd w:val="clear" w:color="auto" w:fill="FFFFFF"/>
+        <w:spacing w:after="0" w:line="285" w:lineRule="atLeast"/>
+        <w:rPr>
+          <w:rFonts w:ascii="Courier New" w:eastAsia="Times New Roman" w:hAnsi="Courier New" w:cs="Courier New"/>
+          <w:color w:val="000000"/>
+          <w:sz w:val="21"/>
+          <w:szCs w:val="21"/>
+          <w:lang w:eastAsia="pt-BR"/>
+        </w:rPr>
+      </w:pPr>
+      <w:r>
+        <w:rPr>
+          <w:rFonts w:ascii="Courier New" w:eastAsia="Times New Roman" w:hAnsi="Courier New" w:cs="Courier New"/>
+          <w:color w:val="000000"/>
+          <w:sz w:val="21"/>
+          <w:szCs w:val="21"/>
+          <w:lang w:eastAsia="pt-BR"/>
+        </w:rPr>
+        <w:t xml:space="preserve">            </w:t>
+      </w:r>
+      <w:proofErr w:type="spellStart"/>
+      <w:proofErr w:type="gramStart"/>
+      <w:r>
+        <w:rPr>
+          <w:rFonts w:ascii="Courier New" w:eastAsia="Times New Roman" w:hAnsi="Courier New" w:cs="Courier New"/>
+          <w:color w:val="9723B4"/>
+          <w:sz w:val="21"/>
+          <w:szCs w:val="21"/>
+          <w:lang w:eastAsia="pt-BR"/>
+        </w:rPr>
+        <w:t>return</w:t>
+      </w:r>
+      <w:proofErr w:type="spellEnd"/>
+      <w:proofErr w:type="gramEnd"/>
+    </w:p>
+    <w:p>
+      <w:pPr>
+        <w:shd w:val="clear" w:color="auto" w:fill="FFFFFF"/>
+        <w:spacing w:after="0" w:line="285" w:lineRule="atLeast"/>
+        <w:rPr>
+          <w:rFonts w:ascii="Courier New" w:eastAsia="Times New Roman" w:hAnsi="Courier New" w:cs="Courier New"/>
+          <w:color w:val="000000"/>
+          <w:sz w:val="21"/>
+          <w:szCs w:val="21"/>
+          <w:lang w:eastAsia="pt-BR"/>
+        </w:rPr>
+      </w:pPr>
+    </w:p>
+    <w:p>
+      <w:pPr>
+        <w:shd w:val="clear" w:color="auto" w:fill="FFFFFF"/>
+        <w:spacing w:after="0" w:line="285" w:lineRule="atLeast"/>
+        <w:rPr>
+          <w:rFonts w:ascii="Courier New" w:eastAsia="Times New Roman" w:hAnsi="Courier New" w:cs="Courier New"/>
+          <w:color w:val="000000"/>
+          <w:sz w:val="21"/>
+          <w:szCs w:val="21"/>
+          <w:lang w:eastAsia="pt-BR"/>
+        </w:rPr>
+      </w:pPr>
+      <w:r>
+        <w:rPr>
+          <w:rFonts w:ascii="Courier New" w:eastAsia="Times New Roman" w:hAnsi="Courier New" w:cs="Courier New"/>
+          <w:color w:val="000000"/>
+          <w:sz w:val="21"/>
+          <w:szCs w:val="21"/>
+          <w:lang w:eastAsia="pt-BR"/>
+        </w:rPr>
+        <w:t xml:space="preserve">        </w:t>
+      </w:r>
+      <w:proofErr w:type="spellStart"/>
+      <w:proofErr w:type="gramStart"/>
+      <w:r>
+        <w:rPr>
+          <w:rFonts w:ascii="Courier New" w:eastAsia="Times New Roman" w:hAnsi="Courier New" w:cs="Courier New"/>
+          <w:color w:val="6A5221"/>
+          <w:sz w:val="21"/>
+          <w:szCs w:val="21"/>
+          <w:lang w:eastAsia="pt-BR"/>
+        </w:rPr>
+        <w:t>print</w:t>
+      </w:r>
+      <w:proofErr w:type="spellEnd"/>
+      <w:r>
+        <w:rPr>
+          <w:rFonts w:ascii="Courier New" w:eastAsia="Times New Roman" w:hAnsi="Courier New" w:cs="Courier New"/>
+          <w:color w:val="000000"/>
+          <w:sz w:val="21"/>
+          <w:szCs w:val="21"/>
+          <w:lang w:eastAsia="pt-BR"/>
+        </w:rPr>
+        <w:t>(</w:t>
+      </w:r>
+      <w:proofErr w:type="spellStart"/>
+      <w:proofErr w:type="gramEnd"/>
+      <w:r>
+        <w:rPr>
+          <w:rFonts w:ascii="Courier New" w:eastAsia="Times New Roman" w:hAnsi="Courier New" w:cs="Courier New"/>
+          <w:color w:val="0000FF"/>
+          <w:sz w:val="21"/>
+          <w:szCs w:val="21"/>
+          <w:lang w:eastAsia="pt-BR"/>
+        </w:rPr>
+        <w:t>f</w:t>
+      </w:r>
+      <w:r>
+        <w:rPr>
+          <w:rFonts w:ascii="Courier New" w:eastAsia="Times New Roman" w:hAnsi="Courier New" w:cs="Courier New"/>
+          <w:color w:val="A31515"/>
+          <w:sz w:val="21"/>
+          <w:szCs w:val="21"/>
+          <w:lang w:eastAsia="pt-BR"/>
+        </w:rPr>
+        <w:t>"Resultado</w:t>
+      </w:r>
+      <w:proofErr w:type="spellEnd"/>
+      <w:r>
+        <w:rPr>
+          <w:rFonts w:ascii="Courier New" w:eastAsia="Times New Roman" w:hAnsi="Courier New" w:cs="Courier New"/>
+          <w:color w:val="A31515"/>
+          <w:sz w:val="21"/>
+          <w:szCs w:val="21"/>
+          <w:lang w:eastAsia="pt-BR"/>
+        </w:rPr>
+        <w:t xml:space="preserve">: </w:t>
+      </w:r>
+      <w:r>
+        <w:rPr>
+          <w:rFonts w:ascii="Courier New" w:eastAsia="Times New Roman" w:hAnsi="Courier New" w:cs="Courier New"/>
+          <w:color w:val="000000"/>
+          <w:sz w:val="21"/>
+          <w:szCs w:val="21"/>
+          <w:lang w:eastAsia="pt-BR"/>
+        </w:rPr>
+        <w:t>{resultado}</w:t>
+      </w:r>
+      <w:r>
+        <w:rPr>
+          <w:rFonts w:ascii="Courier New" w:eastAsia="Times New Roman" w:hAnsi="Courier New" w:cs="Courier New"/>
+          <w:color w:val="A31515"/>
+          <w:sz w:val="21"/>
+          <w:szCs w:val="21"/>
+          <w:lang w:eastAsia="pt-BR"/>
+        </w:rPr>
+        <w:t>"</w:t>
+      </w:r>
+      <w:r>
+        <w:rPr>
+          <w:rFonts w:ascii="Courier New" w:eastAsia="Times New Roman" w:hAnsi="Courier New" w:cs="Courier New"/>
+          <w:color w:val="000000"/>
+          <w:sz w:val="21"/>
+          <w:szCs w:val="21"/>
+          <w:lang w:eastAsia="pt-BR"/>
+        </w:rPr>
+        <w:t>)</w:t>
+      </w:r>
+    </w:p>
+    <w:p>
+      <w:pPr>
+        <w:shd w:val="clear" w:color="auto" w:fill="FFFFFF"/>
+        <w:spacing w:after="0" w:line="285" w:lineRule="atLeast"/>
+        <w:rPr>
+          <w:rFonts w:ascii="Courier New" w:eastAsia="Times New Roman" w:hAnsi="Courier New" w:cs="Courier New"/>
+          <w:color w:val="000000"/>
+          <w:sz w:val="21"/>
+          <w:szCs w:val="21"/>
+          <w:lang w:eastAsia="pt-BR"/>
+        </w:rPr>
+      </w:pPr>
+    </w:p>
+    <w:p>
+      <w:pPr>
+        <w:shd w:val="clear" w:color="auto" w:fill="FFFFFF"/>
+        <w:spacing w:after="0" w:line="285" w:lineRule="atLeast"/>
+        <w:rPr>
+          <w:rFonts w:ascii="Courier New" w:eastAsia="Times New Roman" w:hAnsi="Courier New" w:cs="Courier New"/>
+          <w:color w:val="000000"/>
+          <w:sz w:val="21"/>
+          <w:szCs w:val="21"/>
+          <w:lang w:eastAsia="pt-BR"/>
+        </w:rPr>
+      </w:pPr>
+      <w:r>
+        <w:rPr>
+          <w:rFonts w:ascii="Courier New" w:eastAsia="Times New Roman" w:hAnsi="Courier New" w:cs="Courier New"/>
+          <w:color w:val="000000"/>
+          <w:sz w:val="21"/>
+          <w:szCs w:val="21"/>
+          <w:lang w:eastAsia="pt-BR"/>
+        </w:rPr>
+        <w:t xml:space="preserve">    </w:t>
+      </w:r>
+      <w:proofErr w:type="spellStart"/>
+      <w:proofErr w:type="gramStart"/>
+      <w:r>
+        <w:rPr>
+          <w:rFonts w:ascii="Courier New" w:eastAsia="Times New Roman" w:hAnsi="Courier New" w:cs="Courier New"/>
+          <w:color w:val="9723B4"/>
+          <w:sz w:val="21"/>
+          <w:szCs w:val="21"/>
+          <w:lang w:eastAsia="pt-BR"/>
+        </w:rPr>
+        <w:t>except</w:t>
+      </w:r>
+      <w:proofErr w:type="spellEnd"/>
+      <w:proofErr w:type="gramEnd"/>
+      <w:r>
+        <w:rPr>
+          <w:rFonts w:ascii="Courier New" w:eastAsia="Times New Roman" w:hAnsi="Courier New" w:cs="Courier New"/>
+          <w:color w:val="000000"/>
+          <w:sz w:val="21"/>
+          <w:szCs w:val="21"/>
+          <w:lang w:eastAsia="pt-BR"/>
+        </w:rPr>
+        <w:t xml:space="preserve"> </w:t>
+      </w:r>
+      <w:proofErr w:type="spellStart"/>
+      <w:r>
+        <w:rPr>
+          <w:rFonts w:ascii="Courier New" w:eastAsia="Times New Roman" w:hAnsi="Courier New" w:cs="Courier New"/>
+          <w:color w:val="000000"/>
+          <w:sz w:val="21"/>
+          <w:szCs w:val="21"/>
+          <w:lang w:eastAsia="pt-BR"/>
+        </w:rPr>
+        <w:t>ValueError</w:t>
+      </w:r>
+      <w:proofErr w:type="spellEnd"/>
+      <w:r>
+        <w:rPr>
+          <w:rFonts w:ascii="Courier New" w:eastAsia="Times New Roman" w:hAnsi="Courier New" w:cs="Courier New"/>
+          <w:color w:val="000000"/>
+          <w:sz w:val="21"/>
+          <w:szCs w:val="21"/>
+          <w:lang w:eastAsia="pt-BR"/>
+        </w:rPr>
+        <w:t>:</w:t>
+      </w:r>
+    </w:p>
+    <w:p>
+      <w:pPr>
+        <w:shd w:val="clear" w:color="auto" w:fill="FFFFFF"/>
+        <w:spacing w:after="0" w:line="285" w:lineRule="atLeast"/>
+        <w:rPr>
+          <w:rFonts w:ascii="Courier New" w:eastAsia="Times New Roman" w:hAnsi="Courier New" w:cs="Courier New"/>
+          <w:color w:val="000000"/>
+          <w:sz w:val="21"/>
+          <w:szCs w:val="21"/>
+          <w:lang w:eastAsia="pt-BR"/>
+        </w:rPr>
+      </w:pPr>
+      <w:r>
+        <w:rPr>
+          <w:rFonts w:ascii="Courier New" w:eastAsia="Times New Roman" w:hAnsi="Courier New" w:cs="Courier New"/>
+          <w:color w:val="000000"/>
+          <w:sz w:val="21"/>
+          <w:szCs w:val="21"/>
+          <w:lang w:eastAsia="pt-BR"/>
+        </w:rPr>
+        <w:t xml:space="preserve">        </w:t>
+      </w:r>
+      <w:proofErr w:type="spellStart"/>
+      <w:proofErr w:type="gramStart"/>
+      <w:r>
+        <w:rPr>
+          <w:rFonts w:ascii="Courier New" w:eastAsia="Times New Roman" w:hAnsi="Courier New" w:cs="Courier New"/>
+          <w:color w:val="6A5221"/>
+          <w:sz w:val="21"/>
+          <w:szCs w:val="21"/>
+          <w:lang w:eastAsia="pt-BR"/>
+        </w:rPr>
+        <w:t>print</w:t>
+      </w:r>
+      <w:proofErr w:type="spellEnd"/>
+      <w:r>
+        <w:rPr>
+          <w:rFonts w:ascii="Courier New" w:eastAsia="Times New Roman" w:hAnsi="Courier New" w:cs="Courier New"/>
+          <w:color w:val="000000"/>
+          <w:sz w:val="21"/>
+          <w:szCs w:val="21"/>
+          <w:lang w:eastAsia="pt-BR"/>
+        </w:rPr>
+        <w:t>(</w:t>
+      </w:r>
+      <w:proofErr w:type="gramEnd"/>
+      <w:r>
+        <w:rPr>
+          <w:rFonts w:ascii="Courier New" w:eastAsia="Times New Roman" w:hAnsi="Courier New" w:cs="Courier New"/>
+          <w:color w:val="A31515"/>
+          <w:sz w:val="21"/>
+          <w:szCs w:val="21"/>
+          <w:lang w:eastAsia="pt-BR"/>
+        </w:rPr>
+        <w:t>"Erro: entrada inválida. Digite apenas números."</w:t>
+      </w:r>
+      <w:r>
+        <w:rPr>
+          <w:rFonts w:ascii="Courier New" w:eastAsia="Times New Roman" w:hAnsi="Courier New" w:cs="Courier New"/>
+          <w:color w:val="000000"/>
+          <w:sz w:val="21"/>
+          <w:szCs w:val="21"/>
+          <w:lang w:eastAsia="pt-BR"/>
+        </w:rPr>
+        <w:t>)</w:t>
+      </w:r>
+    </w:p>
+    <w:p>
+      <w:pPr>
+        <w:shd w:val="clear" w:color="auto" w:fill="FFFFFF"/>
+        <w:spacing w:after="0" w:line="285" w:lineRule="atLeast"/>
+        <w:rPr>
+          <w:rFonts w:ascii="Courier New" w:eastAsia="Times New Roman" w:hAnsi="Courier New" w:cs="Courier New"/>
+          <w:color w:val="000000"/>
+          <w:sz w:val="21"/>
+          <w:szCs w:val="21"/>
+          <w:lang w:eastAsia="pt-BR"/>
+        </w:rPr>
+      </w:pPr>
+    </w:p>
+    <w:p>
+      <w:pPr>
+        <w:shd w:val="clear" w:color="auto" w:fill="FFFFFF"/>
+        <w:spacing w:after="0" w:line="285" w:lineRule="atLeast"/>
+        <w:rPr>
+          <w:rFonts w:ascii="Courier New" w:eastAsia="Times New Roman" w:hAnsi="Courier New" w:cs="Courier New"/>
+          <w:color w:val="000000"/>
+          <w:sz w:val="21"/>
+          <w:szCs w:val="21"/>
+          <w:lang w:eastAsia="pt-BR"/>
+        </w:rPr>
+      </w:pPr>
+      <w:proofErr w:type="gramStart"/>
+      <w:r>
+        <w:rPr>
+          <w:rFonts w:ascii="Courier New" w:eastAsia="Times New Roman" w:hAnsi="Courier New" w:cs="Courier New"/>
+          <w:color w:val="000000"/>
+          <w:sz w:val="21"/>
+          <w:szCs w:val="21"/>
+          <w:lang w:eastAsia="pt-BR"/>
+        </w:rPr>
+        <w:t>calculadora(</w:t>
+      </w:r>
+      <w:proofErr w:type="gramEnd"/>
+      <w:r>
+        <w:rPr>
+          <w:rFonts w:ascii="Courier New" w:eastAsia="Times New Roman" w:hAnsi="Courier New" w:cs="Courier New"/>
+          <w:color w:val="000000"/>
+          <w:sz w:val="21"/>
+          <w:szCs w:val="21"/>
+          <w:lang w:eastAsia="pt-BR"/>
+        </w:rPr>
+        <w:t>)</w:t>
+      </w:r>
+    </w:p>
+    <w:p>
+      <w:pPr>
+        <w:rPr>
+          <w:b/>
+          <w:sz w:val="28"/>
+        </w:rPr>
+      </w:pPr>
     </w:p>
     <w:sectPr>
       <w:pgSz w:w="11906" w:h="16838"/>
